--- a/public/assets/CV/05-26-26/MJ VINZ CARLOS VILLARAIZ(with projects).docx
+++ b/public/assets/CV/05-26-26/MJ VINZ CARLOS VILLARAIZ(with projects).docx
@@ -1035,8 +1035,8 @@
           <w:szCs w:val="19"/>
         </w:rPr>
       </w:pPr>
-      <w:bookmarkStart w:id="1" w:name="_Hlk230090662"/>
-      <w:bookmarkStart w:id="2" w:name="_Hlk230090692"/>
+      <w:bookmarkStart w:id="1" w:name="_Hlk230090692"/>
+      <w:bookmarkStart w:id="2" w:name="_Hlk230090662"/>
       <w:r>
         <w:rPr>
           <w:b/>
@@ -1056,26 +1056,26 @@
         <w:t>(Capstone Project)</w:t>
       </w:r>
     </w:p>
+    <w:bookmarkEnd w:id="1"/>
+    <w:p>
+      <w:pPr>
+        <w:spacing w:line="276" w:lineRule="auto"/>
+        <w:rPr>
+          <w:color w:val="404040" w:themeColor="text1" w:themeTint="BF"/>
+          <w:sz w:val="19"/>
+          <w:szCs w:val="19"/>
+        </w:rPr>
+      </w:pPr>
+      <w:r>
+        <w:rPr>
+          <w:color w:val="404040" w:themeColor="text1" w:themeTint="BF"/>
+          <w:sz w:val="19"/>
+          <w:szCs w:val="19"/>
+        </w:rPr>
+        <w:t>An NLP-powered desktop application that analyzes and maps alignment between BSIT course outlines and industry technical competency requirements using Python, PyTorch, and HuggingFace Transformers, with data processing and visualization powered by Pandas and Matplotlib.</w:t>
+      </w:r>
+    </w:p>
     <w:bookmarkEnd w:id="2"/>
-    <w:p>
-      <w:pPr>
-        <w:spacing w:line="276" w:lineRule="auto"/>
-        <w:rPr>
-          <w:color w:val="404040" w:themeColor="text1" w:themeTint="BF"/>
-          <w:sz w:val="19"/>
-          <w:szCs w:val="19"/>
-        </w:rPr>
-      </w:pPr>
-      <w:r>
-        <w:rPr>
-          <w:color w:val="404040" w:themeColor="text1" w:themeTint="BF"/>
-          <w:sz w:val="19"/>
-          <w:szCs w:val="19"/>
-        </w:rPr>
-        <w:t>An NLP-powered desktop application that analyzes and maps alignment between BSIT course outlines and industry technical competency requirements using Python, PyTorch, and HuggingFace Transformers, with data processing and visualization powered by Pandas and Matplotlib.</w:t>
-      </w:r>
-    </w:p>
-    <w:bookmarkEnd w:id="1"/>
     <w:p>
       <w:pPr>
         <w:spacing w:line="276" w:lineRule="auto"/>
@@ -2489,6 +2489,7 @@
   <w:style w:type="character" w:default="1" w:styleId="DefaultParagraphFont">
     <w:name w:val="Default Paragraph Font"/>
     <w:uiPriority w:val="1"/>
+    <w:semiHidden/>
     <w:unhideWhenUsed/>
   </w:style>
   <w:style w:type="table" w:default="1" w:styleId="TableNormal">
